--- a/docs/user-guides/manuals/user-manual-redteam-manager.th.docx
+++ b/docs/user-guides/manuals/user-manual-redteam-manager.th.docx
@@ -181,7 +181,7 @@
           <w:sz w:val="28"/>
           <w:szCs w:val="28"/>
         </w:rPr>
-        <w:t xml:space="preserve">เวอร์ชันระบบ v1.1.0</w:t>
+        <w:t xml:space="preserve">เวอร์ชันระบบ v1.4.0</w:t>
       </w:r>
       <w:r>
         <w:rPr>
@@ -197,7 +197,7 @@
           <w:sz w:val="28"/>
           <w:szCs w:val="28"/>
         </w:rPr>
-        <w:t xml:space="preserve">ปรับปรุงล่าสุด 3 กันยายน 2026</w:t>
+        <w:t xml:space="preserve">ปรับปรุงล่าสุด 10 กันยายน 2026</w:t>
       </w:r>
     </w:p>
     <w:p>
@@ -211,7 +211,7 @@
           <w:sz w:val="28"/>
           <w:szCs w:val="28"/>
         </w:rPr>
-        <w:t xml:space="preserve">คู่มือฉบับที่ 1.0</w:t>
+        <w:t xml:space="preserve">คู่มือฉบับที่ 1.1</w:t>
       </w:r>
     </w:p>
     <w:p>
@@ -910,7 +910,7 @@
           <w:sz w:val="28"/>
           <w:szCs w:val="28"/>
         </w:rPr>
-        <w:t xml:space="preserve">รูปที่ 3-2  </w:t>
+        <w:t xml:space="preserve">รูปที่ 3-1  </w:t>
       </w:r>
       <w:r>
         <w:rPr>
@@ -1105,7 +1105,7 @@
           <w:sz w:val="28"/>
           <w:szCs w:val="28"/>
         </w:rPr>
-        <w:t xml:space="preserve">รูปที่ 4-2  </w:t>
+        <w:t xml:space="preserve">รูปที่ 4-1  </w:t>
       </w:r>
       <w:r>
         <w:rPr>
@@ -1389,7 +1389,7 @@
           <w:sz w:val="28"/>
           <w:szCs w:val="28"/>
         </w:rPr>
-        <w:t xml:space="preserve">รูปที่ 5-2  </w:t>
+        <w:t xml:space="preserve">รูปที่ 5-1  </w:t>
       </w:r>
       <w:r>
         <w:rPr>

--- a/docs/user-guides/manuals/user-manual-redteam-manager.th.docx
+++ b/docs/user-guides/manuals/user-manual-redteam-manager.th.docx
@@ -181,7 +181,7 @@
           <w:sz w:val="28"/>
           <w:szCs w:val="28"/>
         </w:rPr>
-        <w:t xml:space="preserve">เวอร์ชันระบบ v1.4.0</w:t>
+        <w:t xml:space="preserve">เวอร์ชันระบบ v1.5.0</w:t>
       </w:r>
       <w:r>
         <w:rPr>
@@ -197,7 +197,7 @@
           <w:sz w:val="28"/>
           <w:szCs w:val="28"/>
         </w:rPr>
-        <w:t xml:space="preserve">ปรับปรุงล่าสุด 10 กันยายน 2026</w:t>
+        <w:t xml:space="preserve">ปรับปรุงล่าสุด 11 กันยายน 2026</w:t>
       </w:r>
     </w:p>
     <w:p>
